--- a/Fase 2/Evidencias Grupales/2.6_GuiaEstudiante_Fase 2_Informe Final Proyecto APT.docx
+++ b/Fase 2/Evidencias Grupales/2.6_GuiaEstudiante_Fase 2_Informe Final Proyecto APT.docx
@@ -2797,7 +2797,27 @@
                   <w:szCs w:val="20"/>
                   <w:u w:val="single"/>
                 </w:rPr>
-                <w:t>Ejecutable primer minijuego</w:t>
+                <w:t>Ejecutable primer min</w:t>
+              </w:r>
+              <w:r>
+                <w:rPr>
+                  <w:i/>
+                  <w:color w:val="1155CC"/>
+                  <w:sz w:val="20"/>
+                  <w:szCs w:val="20"/>
+                  <w:u w:val="single"/>
+                </w:rPr>
+                <w:t>i</w:t>
+              </w:r>
+              <w:r>
+                <w:rPr>
+                  <w:i/>
+                  <w:color w:val="1155CC"/>
+                  <w:sz w:val="20"/>
+                  <w:szCs w:val="20"/>
+                  <w:u w:val="single"/>
+                </w:rPr>
+                <w:t>juego</w:t>
               </w:r>
             </w:hyperlink>
             <w:r>
@@ -2914,7 +2934,27 @@
                   <w:szCs w:val="20"/>
                   <w:u w:val="single"/>
                 </w:rPr>
-                <w:t xml:space="preserve">Documentación historias de usuario, backlogs, </w:t>
+                <w:t>Documentación historias de usua</w:t>
+              </w:r>
+              <w:r>
+                <w:rPr>
+                  <w:i/>
+                  <w:color w:val="1155CC"/>
+                  <w:sz w:val="20"/>
+                  <w:szCs w:val="20"/>
+                  <w:u w:val="single"/>
+                </w:rPr>
+                <w:t>r</w:t>
+              </w:r>
+              <w:r>
+                <w:rPr>
+                  <w:i/>
+                  <w:color w:val="1155CC"/>
+                  <w:sz w:val="20"/>
+                  <w:szCs w:val="20"/>
+                  <w:u w:val="single"/>
+                </w:rPr>
+                <w:t xml:space="preserve">io, backlogs, </w:t>
               </w:r>
               <w:proofErr w:type="spellStart"/>
               <w:r>
@@ -2935,8 +2975,9 @@
               <w:rPr>
                 <w:b/>
                 <w:i/>
-                <w:color w:val="0070C0"/>
-                <w:sz w:val="18"/>
+                <w:color w:val="548DD4"/>
+                <w:sz w:val="20"/>
+                <w:szCs w:val="20"/>
               </w:rPr>
             </w:pPr>
             <w:r>
@@ -2944,19 +2985,181 @@
                 <w:b/>
                 <w:i/>
                 <w:color w:val="0070C0"/>
-                <w:sz w:val="18"/>
-              </w:rPr>
-              <w:t>Evidencia 4 -</w:t>
+                <w:sz w:val="20"/>
+                <w:szCs w:val="24"/>
+              </w:rPr>
+              <w:t xml:space="preserve">Evidencia 4 </w:t>
             </w:r>
             <w:r>
               <w:rPr>
                 <w:b/>
                 <w:i/>
-                <w:color w:val="0070C0"/>
-                <w:sz w:val="18"/>
+                <w:color w:val="548DD4"/>
+                <w:sz w:val="20"/>
+                <w:szCs w:val="20"/>
+              </w:rPr>
+              <w:t>–</w:t>
+            </w:r>
+            <w:r>
+              <w:rPr>
+                <w:b/>
+                <w:i/>
+                <w:color w:val="548DD4"/>
+                <w:sz w:val="20"/>
+                <w:szCs w:val="20"/>
               </w:rPr>
               <w:t xml:space="preserve"> </w:t>
             </w:r>
+            <w:r>
+              <w:rPr>
+                <w:b/>
+                <w:i/>
+                <w:color w:val="548DD4"/>
+                <w:sz w:val="20"/>
+                <w:szCs w:val="20"/>
+              </w:rPr>
+              <w:t>Documento de Épicas e Historias de Usuario</w:t>
+            </w:r>
+          </w:p>
+          <w:p>
+            <w:pPr>
+              <w:rPr>
+                <w:bCs/>
+                <w:i/>
+                <w:color w:val="0070C0"/>
+                <w:sz w:val="20"/>
+                <w:szCs w:val="24"/>
+              </w:rPr>
+            </w:pPr>
+            <w:r>
+              <w:rPr>
+                <w:bCs/>
+                <w:i/>
+                <w:color w:val="0070C0"/>
+                <w:sz w:val="20"/>
+                <w:szCs w:val="24"/>
+              </w:rPr>
+              <w:t xml:space="preserve">Documento que </w:t>
+            </w:r>
+            <w:r>
+              <w:rPr>
+                <w:bCs/>
+                <w:i/>
+                <w:color w:val="0070C0"/>
+                <w:sz w:val="20"/>
+                <w:szCs w:val="24"/>
+              </w:rPr>
+              <w:t>refleja la forma en que el equipo aplicó metodologías ágiles para organizar el trabajo, definir alcance, diseñar funcionalidades y asegurar que el desarrollo del videojuego respondiera a necesidades reales del público objetivo</w:t>
+            </w:r>
+          </w:p>
+          <w:p>
+            <w:pPr>
+              <w:spacing w:after="0" w:line="240" w:lineRule="auto"/>
+              <w:rPr>
+                <w:rFonts w:ascii="Calibri" w:hAnsi="Calibri" w:cs="Calibri"/>
+                <w:b/>
+                <w:i/>
+                <w:iCs/>
+                <w:color w:val="4472C4" w:themeColor="accent1"/>
+                <w:sz w:val="18"/>
+                <w:szCs w:val="18"/>
+              </w:rPr>
+            </w:pPr>
+            <w:hyperlink r:id="rId15" w:history="1">
+              <w:r>
+                <w:rPr>
+                  <w:rStyle w:val="Hipervnculo"/>
+                  <w:rFonts w:ascii="Calibri" w:hAnsi="Calibri" w:cs="Calibri"/>
+                  <w:b/>
+                  <w:i/>
+                  <w:iCs/>
+                  <w:color w:val="4472C4" w:themeColor="accent1"/>
+                  <w:sz w:val="18"/>
+                  <w:szCs w:val="18"/>
+                </w:rPr>
+                <w:t>Documento de</w:t>
+              </w:r>
+              <w:r>
+                <w:rPr>
+                  <w:rStyle w:val="Hipervnculo"/>
+                  <w:rFonts w:ascii="Calibri" w:hAnsi="Calibri" w:cs="Calibri"/>
+                  <w:b/>
+                  <w:i/>
+                  <w:iCs/>
+                  <w:color w:val="4472C4" w:themeColor="accent1"/>
+                  <w:sz w:val="18"/>
+                  <w:szCs w:val="18"/>
+                </w:rPr>
+                <w:t xml:space="preserve"> </w:t>
+              </w:r>
+              <w:r>
+                <w:rPr>
+                  <w:rStyle w:val="Hipervnculo"/>
+                  <w:rFonts w:ascii="Calibri" w:hAnsi="Calibri" w:cs="Calibri"/>
+                  <w:b/>
+                  <w:i/>
+                  <w:iCs/>
+                  <w:color w:val="4472C4" w:themeColor="accent1"/>
+                  <w:sz w:val="18"/>
+                  <w:szCs w:val="18"/>
+                </w:rPr>
+                <w:t xml:space="preserve">Épicas e Historias de </w:t>
+              </w:r>
+              <w:r>
+                <w:rPr>
+                  <w:rStyle w:val="Hipervnculo"/>
+                  <w:rFonts w:ascii="Calibri" w:hAnsi="Calibri" w:cs="Calibri"/>
+                  <w:b/>
+                  <w:i/>
+                  <w:iCs/>
+                  <w:color w:val="4472C4" w:themeColor="accent1"/>
+                  <w:sz w:val="18"/>
+                  <w:szCs w:val="18"/>
+                </w:rPr>
+                <w:t>U</w:t>
+              </w:r>
+              <w:r>
+                <w:rPr>
+                  <w:rStyle w:val="Hipervnculo"/>
+                  <w:rFonts w:ascii="Calibri" w:hAnsi="Calibri" w:cs="Calibri"/>
+                  <w:b/>
+                  <w:i/>
+                  <w:iCs/>
+                  <w:color w:val="4472C4" w:themeColor="accent1"/>
+                  <w:sz w:val="18"/>
+                  <w:szCs w:val="18"/>
+                </w:rPr>
+                <w:t>suario</w:t>
+              </w:r>
+            </w:hyperlink>
+          </w:p>
+          <w:p>
+            <w:pPr>
+              <w:spacing w:after="0" w:line="240" w:lineRule="auto"/>
+              <w:rPr>
+                <w:rFonts w:ascii="Calibri" w:hAnsi="Calibri" w:cs="Calibri"/>
+                <w:b/>
+                <w:i/>
+                <w:iCs/>
+                <w:color w:val="4472C4" w:themeColor="accent1"/>
+                <w:sz w:val="18"/>
+                <w:szCs w:val="18"/>
+              </w:rPr>
+            </w:pPr>
+          </w:p>
+          <w:p>
+            <w:pPr>
+              <w:spacing w:after="0" w:line="240" w:lineRule="auto"/>
+              <w:rPr>
+                <w:rFonts w:ascii="Calibri" w:hAnsi="Calibri" w:cs="Calibri"/>
+                <w:b/>
+                <w:i/>
+                <w:iCs/>
+                <w:color w:val="4472C4" w:themeColor="accent1"/>
+                <w:sz w:val="18"/>
+                <w:szCs w:val="18"/>
+              </w:rPr>
+            </w:pPr>
           </w:p>
         </w:tc>
       </w:tr>
@@ -3466,7 +3669,7 @@
     </w:p>
     <w:p/>
     <w:sectPr>
-      <w:headerReference w:type="default" r:id="rId15"/>
+      <w:headerReference w:type="default" r:id="rId16"/>
       <w:pgSz w:w="11906" w:h="16838"/>
       <w:pgMar w:top="1417" w:right="1701" w:bottom="1417" w:left="1701" w:header="708" w:footer="708" w:gutter="0"/>
       <w:cols w:space="708"/>
@@ -5845,7 +6048,7 @@
   <w:style w:type="paragraph" w:default="1" w:styleId="Normal">
     <w:name w:val="Normal"/>
     <w:qFormat/>
-    <w:rsid w:val="004B72CB"/>
+    <w:rsid w:val="00E07275"/>
     <w:pPr>
       <w:spacing w:after="160" w:line="259" w:lineRule="auto"/>
     </w:pPr>
@@ -6215,6 +6418,41 @@
       <w:lang w:eastAsia="es-CL"/>
     </w:rPr>
   </w:style>
+  <w:style w:type="character" w:styleId="Hipervnculo">
+    <w:name w:val="Hyperlink"/>
+    <w:basedOn w:val="Fuentedeprrafopredeter"/>
+    <w:uiPriority w:val="99"/>
+    <w:unhideWhenUsed/>
+    <w:rsid w:val="00A56BB0"/>
+    <w:rPr>
+      <w:color w:val="0563C1" w:themeColor="hyperlink"/>
+      <w:u w:val="single"/>
+    </w:rPr>
+  </w:style>
+  <w:style w:type="character" w:styleId="Mencinsinresolver">
+    <w:name w:val="Unresolved Mention"/>
+    <w:basedOn w:val="Fuentedeprrafopredeter"/>
+    <w:uiPriority w:val="99"/>
+    <w:semiHidden/>
+    <w:unhideWhenUsed/>
+    <w:rsid w:val="00A56BB0"/>
+    <w:rPr>
+      <w:color w:val="605E5C"/>
+      <w:shd w:val="clear" w:color="auto" w:fill="E1DFDD"/>
+    </w:rPr>
+  </w:style>
+  <w:style w:type="character" w:styleId="Hipervnculovisitado">
+    <w:name w:val="FollowedHyperlink"/>
+    <w:basedOn w:val="Fuentedeprrafopredeter"/>
+    <w:uiPriority w:val="99"/>
+    <w:semiHidden/>
+    <w:unhideWhenUsed/>
+    <w:rsid w:val="00E8385B"/>
+    <w:rPr>
+      <w:color w:val="954F72" w:themeColor="followedHyperlink"/>
+      <w:u w:val="single"/>
+    </w:rPr>
+  </w:style>
 </w:styles>
 </file>
 
@@ -6514,12 +6752,19 @@
 </file>
 
 <file path=customXml/item1.xml><?xml version="1.0" encoding="utf-8"?>
-<p:properties xmlns:p="http://schemas.microsoft.com/office/2006/metadata/properties" xmlns:xsi="http://www.w3.org/2001/XMLSchema-instance" xmlns:pc="http://schemas.microsoft.com/office/infopath/2007/PartnerControls">
-  <documentManagement/>
-</p:properties>
+<?mso-contentType ?>
+<FormTemplates xmlns="http://schemas.microsoft.com/sharepoint/v3/contenttype/forms">
+  <Display>DocumentLibraryForm</Display>
+  <Edit>DocumentLibraryForm</Edit>
+  <New>DocumentLibraryForm</New>
+</FormTemplates>
 </file>
 
 <file path=customXml/item2.xml><?xml version="1.0" encoding="utf-8"?>
+<b:Sources xmlns:b="http://schemas.openxmlformats.org/officeDocument/2006/bibliography" xmlns="http://schemas.openxmlformats.org/officeDocument/2006/bibliography" SelectedStyle="\APASixthEditionOfficeOnline.xsl" StyleName="APA" Version="6"/>
+</file>
+
+<file path=customXml/item3.xml><?xml version="1.0" encoding="utf-8"?>
 <ct:contentTypeSchema xmlns:ct="http://schemas.microsoft.com/office/2006/metadata/contentType" xmlns:ma="http://schemas.microsoft.com/office/2006/metadata/properties/metaAttributes" ct:_="" ma:_="" ma:contentTypeName="Documento" ma:contentTypeID="0x010100E96778489EE7714D8BD12CC105EB918B" ma:contentTypeVersion="2" ma:contentTypeDescription="Crear nuevo documento." ma:contentTypeScope="" ma:versionID="416c5c7ae9b5d54d83875cd3c65194e3">
   <xsd:schema xmlns:xsd="http://www.w3.org/2001/XMLSchema" xmlns:xs="http://www.w3.org/2001/XMLSchema" xmlns:p="http://schemas.microsoft.com/office/2006/metadata/properties" xmlns:ns2="126e8a1c-9ea9-435a-ac89-d06c80d62e30" targetNamespace="http://schemas.microsoft.com/office/2006/metadata/properties" ma:root="true" ma:fieldsID="70a237c842677bd850644f8595079f5e" ns2:_="">
     <xsd:import namespace="126e8a1c-9ea9-435a-ac89-d06c80d62e30"/>
@@ -6651,29 +6896,29 @@
 </ct:contentTypeSchema>
 </file>
 
-<file path=customXml/item3.xml><?xml version="1.0" encoding="utf-8"?>
-<b:Sources xmlns:b="http://schemas.openxmlformats.org/officeDocument/2006/bibliography" xmlns="http://schemas.openxmlformats.org/officeDocument/2006/bibliography" SelectedStyle="\APASixthEditionOfficeOnline.xsl" StyleName="APA" Version="6"/>
-</file>
-
 <file path=customXml/item4.xml><?xml version="1.0" encoding="utf-8"?>
-<?mso-contentType ?>
-<FormTemplates xmlns="http://schemas.microsoft.com/sharepoint/v3/contenttype/forms">
-  <Display>DocumentLibraryForm</Display>
-  <Edit>DocumentLibraryForm</Edit>
-  <New>DocumentLibraryForm</New>
-</FormTemplates>
+<p:properties xmlns:p="http://schemas.microsoft.com/office/2006/metadata/properties" xmlns:xsi="http://www.w3.org/2001/XMLSchema-instance" xmlns:pc="http://schemas.microsoft.com/office/infopath/2007/PartnerControls">
+  <documentManagement/>
+</p:properties>
 </file>
 
 <file path=customXml/itemProps1.xml><?xml version="1.0" encoding="utf-8"?>
-<ds:datastoreItem xmlns:ds="http://schemas.openxmlformats.org/officeDocument/2006/customXml" ds:itemID="{372B79FC-6971-4544-98C5-83069028712A}">
+<ds:datastoreItem xmlns:ds="http://schemas.openxmlformats.org/officeDocument/2006/customXml" ds:itemID="{DB26575A-B7B3-4412-B642-D3B0845180CC}">
   <ds:schemaRefs>
-    <ds:schemaRef ds:uri="http://schemas.microsoft.com/office/2006/metadata/properties"/>
-    <ds:schemaRef ds:uri="http://schemas.microsoft.com/office/infopath/2007/PartnerControls"/>
+    <ds:schemaRef ds:uri="http://schemas.microsoft.com/sharepoint/v3/contenttype/forms"/>
   </ds:schemaRefs>
 </ds:datastoreItem>
 </file>
 
 <file path=customXml/itemProps2.xml><?xml version="1.0" encoding="utf-8"?>
+<ds:datastoreItem xmlns:ds="http://schemas.openxmlformats.org/officeDocument/2006/customXml" ds:itemID="{BDCED711-E314-4C22-B587-D275DD8897EC}">
+  <ds:schemaRefs>
+    <ds:schemaRef ds:uri="http://schemas.openxmlformats.org/officeDocument/2006/bibliography"/>
+  </ds:schemaRefs>
+</ds:datastoreItem>
+</file>
+
+<file path=customXml/itemProps3.xml><?xml version="1.0" encoding="utf-8"?>
 <ds:datastoreItem xmlns:ds="http://schemas.openxmlformats.org/officeDocument/2006/customXml" ds:itemID="{1A4E63CB-0BBC-477D-B96D-0B1E89CFECED}">
   <ds:schemaRefs>
     <ds:schemaRef ds:uri="http://schemas.microsoft.com/office/2006/metadata/contentType"/>
@@ -6691,18 +6936,11 @@
 </ds:datastoreItem>
 </file>
 
-<file path=customXml/itemProps3.xml><?xml version="1.0" encoding="utf-8"?>
-<ds:datastoreItem xmlns:ds="http://schemas.openxmlformats.org/officeDocument/2006/customXml" ds:itemID="{BDCED711-E314-4C22-B587-D275DD8897EC}">
+<file path=customXml/itemProps4.xml><?xml version="1.0" encoding="utf-8"?>
+<ds:datastoreItem xmlns:ds="http://schemas.openxmlformats.org/officeDocument/2006/customXml" ds:itemID="{372B79FC-6971-4544-98C5-83069028712A}">
   <ds:schemaRefs>
-    <ds:schemaRef ds:uri="http://schemas.openxmlformats.org/officeDocument/2006/bibliography"/>
-  </ds:schemaRefs>
-</ds:datastoreItem>
-</file>
-
-<file path=customXml/itemProps4.xml><?xml version="1.0" encoding="utf-8"?>
-<ds:datastoreItem xmlns:ds="http://schemas.openxmlformats.org/officeDocument/2006/customXml" ds:itemID="{DB26575A-B7B3-4412-B642-D3B0845180CC}">
-  <ds:schemaRefs>
-    <ds:schemaRef ds:uri="http://schemas.microsoft.com/sharepoint/v3/contenttype/forms"/>
+    <ds:schemaRef ds:uri="http://schemas.microsoft.com/office/2006/metadata/properties"/>
+    <ds:schemaRef ds:uri="http://schemas.microsoft.com/office/infopath/2007/PartnerControls"/>
   </ds:schemaRefs>
 </ds:datastoreItem>
 </file>
--- a/Fase 2/Evidencias Grupales/2.6_GuiaEstudiante_Fase 2_Informe Final Proyecto APT.docx
+++ b/Fase 2/Evidencias Grupales/2.6_GuiaEstudiante_Fase 2_Informe Final Proyecto APT.docx
@@ -1001,27 +1001,7 @@
                 <w:sz w:val="20"/>
                 <w:szCs w:val="20"/>
               </w:rPr>
-              <w:t xml:space="preserve">La relevancia de este tema para nuestra carrera radica en que, si bien la tecnología es parte del problema, también puede transformarse en la herramienta clave para diseñar soluciones que favorezcan un desarrollo sano y consciente en los infantes. En un inicio, la propuesta estará orientada a la comunidad hispanohablante, pero con la proyección de escalar hacia un alcance global. Asimismo, se busca que este proyecto tenga un impacto positivo en familias de bajos recursos, </w:t>
-            </w:r>
-            <w:proofErr w:type="gramStart"/>
-            <w:r>
-              <w:rPr>
-                <w:i/>
-                <w:color w:val="548DD4"/>
-                <w:sz w:val="20"/>
-                <w:szCs w:val="20"/>
-              </w:rPr>
-              <w:t>ya que</w:t>
-            </w:r>
-            <w:proofErr w:type="gramEnd"/>
-            <w:r>
-              <w:rPr>
-                <w:i/>
-                <w:color w:val="548DD4"/>
-                <w:sz w:val="20"/>
-                <w:szCs w:val="20"/>
-              </w:rPr>
-              <w:t xml:space="preserve"> en lugar de invertir en materiales físicos costosos, podrían acceder de manera gratuita a </w:t>
+              <w:t xml:space="preserve">La relevancia de este tema para nuestra carrera radica en que, si bien la tecnología es parte del problema, también puede transformarse en la herramienta clave para diseñar soluciones que favorezcan un desarrollo sano y consciente en los infantes. En un inicio, la propuesta estará orientada a la comunidad hispanohablante, pero con la proyección de escalar hacia un alcance global. Asimismo, se busca que este proyecto tenga un impacto positivo en familias de bajos recursos, ya que en lugar de invertir en materiales físicos costosos, podrían acceder de manera gratuita a </w:t>
             </w:r>
             <w:r>
               <w:rPr>
@@ -1736,31 +1716,7 @@
                 <w:szCs w:val="20"/>
                 <w:lang w:eastAsia="es-CL"/>
               </w:rPr>
-              <w:t xml:space="preserve">Definición de estilo </w:t>
-            </w:r>
-            <w:proofErr w:type="gramStart"/>
-            <w:r>
-              <w:rPr>
-                <w:rFonts w:ascii="Calibri" w:hAnsi="Calibri" w:cs="Arial"/>
-                <w:i/>
-                <w:color w:val="0070C0"/>
-                <w:sz w:val="18"/>
-                <w:szCs w:val="20"/>
-                <w:lang w:eastAsia="es-CL"/>
-              </w:rPr>
-              <w:t>pixel</w:t>
-            </w:r>
-            <w:proofErr w:type="gramEnd"/>
-            <w:r>
-              <w:rPr>
-                <w:rFonts w:ascii="Calibri" w:hAnsi="Calibri" w:cs="Arial"/>
-                <w:i/>
-                <w:color w:val="0070C0"/>
-                <w:sz w:val="18"/>
-                <w:szCs w:val="20"/>
-                <w:lang w:eastAsia="es-CL"/>
-              </w:rPr>
-              <w:t>-art.</w:t>
+              <w:t>Definición de estilo pixel-art.</w:t>
             </w:r>
           </w:p>
           <w:p>
@@ -2052,6 +2008,19 @@
           </w:p>
           <w:p>
             <w:pPr>
+              <w:jc w:val="both"/>
+              <w:rPr>
+                <w:rFonts w:ascii="Calibri" w:hAnsi="Calibri" w:cs="Arial"/>
+                <w:i/>
+                <w:color w:val="0070C0"/>
+                <w:sz w:val="18"/>
+                <w:szCs w:val="20"/>
+                <w:lang w:eastAsia="es-CL"/>
+              </w:rPr>
+            </w:pPr>
+          </w:p>
+          <w:p>
+            <w:pPr>
               <w:numPr>
                 <w:ilvl w:val="0"/>
                 <w:numId w:val="8"/>
@@ -2077,7 +2046,6 @@
                 <w:szCs w:val="20"/>
                 <w:lang w:eastAsia="es-CL"/>
               </w:rPr>
-              <w:lastRenderedPageBreak/>
               <w:t>Integración final y pruebas:</w:t>
             </w:r>
           </w:p>
@@ -2797,27 +2765,7 @@
                   <w:szCs w:val="20"/>
                   <w:u w:val="single"/>
                 </w:rPr>
-                <w:t>Ejecutable primer min</w:t>
-              </w:r>
-              <w:r>
-                <w:rPr>
-                  <w:i/>
-                  <w:color w:val="1155CC"/>
-                  <w:sz w:val="20"/>
-                  <w:szCs w:val="20"/>
-                  <w:u w:val="single"/>
-                </w:rPr>
-                <w:t>i</w:t>
-              </w:r>
-              <w:r>
-                <w:rPr>
-                  <w:i/>
-                  <w:color w:val="1155CC"/>
-                  <w:sz w:val="20"/>
-                  <w:szCs w:val="20"/>
-                  <w:u w:val="single"/>
-                </w:rPr>
-                <w:t>juego</w:t>
+                <w:t>Ejecutable primer minijuego</w:t>
               </w:r>
             </w:hyperlink>
             <w:r>
@@ -2934,27 +2882,7 @@
                   <w:szCs w:val="20"/>
                   <w:u w:val="single"/>
                 </w:rPr>
-                <w:t>Documentación historias de usua</w:t>
-              </w:r>
-              <w:r>
-                <w:rPr>
-                  <w:i/>
-                  <w:color w:val="1155CC"/>
-                  <w:sz w:val="20"/>
-                  <w:szCs w:val="20"/>
-                  <w:u w:val="single"/>
-                </w:rPr>
-                <w:t>r</w:t>
-              </w:r>
-              <w:r>
-                <w:rPr>
-                  <w:i/>
-                  <w:color w:val="1155CC"/>
-                  <w:sz w:val="20"/>
-                  <w:szCs w:val="20"/>
-                  <w:u w:val="single"/>
-                </w:rPr>
-                <w:t xml:space="preserve">io, backlogs, </w:t>
+                <w:t xml:space="preserve">Documentación historias de usuario, backlogs, </w:t>
               </w:r>
               <w:proofErr w:type="spellStart"/>
               <w:r>
@@ -2998,7 +2926,7 @@
                 <w:sz w:val="20"/>
                 <w:szCs w:val="20"/>
               </w:rPr>
-              <w:t>–</w:t>
+              <w:t xml:space="preserve">– </w:t>
             </w:r>
             <w:r>
               <w:rPr>
@@ -3008,16 +2936,6 @@
                 <w:sz w:val="20"/>
                 <w:szCs w:val="20"/>
               </w:rPr>
-              <w:t xml:space="preserve"> </w:t>
-            </w:r>
-            <w:r>
-              <w:rPr>
-                <w:b/>
-                <w:i/>
-                <w:color w:val="548DD4"/>
-                <w:sz w:val="20"/>
-                <w:szCs w:val="20"/>
-              </w:rPr>
               <w:t>Documento de Épicas e Historias de Usuario</w:t>
             </w:r>
           </w:p>
@@ -3055,15 +2973,6 @@
           <w:p>
             <w:pPr>
               <w:spacing w:after="0" w:line="240" w:lineRule="auto"/>
-              <w:rPr>
-                <w:rFonts w:ascii="Calibri" w:hAnsi="Calibri" w:cs="Calibri"/>
-                <w:b/>
-                <w:i/>
-                <w:iCs/>
-                <w:color w:val="4472C4" w:themeColor="accent1"/>
-                <w:sz w:val="18"/>
-                <w:szCs w:val="18"/>
-              </w:rPr>
             </w:pPr>
             <w:hyperlink r:id="rId15" w:history="1">
               <w:r>
@@ -3077,59 +2986,7 @@
                   <w:sz w:val="18"/>
                   <w:szCs w:val="18"/>
                 </w:rPr>
-                <w:t>Documento de</w:t>
-              </w:r>
-              <w:r>
-                <w:rPr>
-                  <w:rStyle w:val="Hipervnculo"/>
-                  <w:rFonts w:ascii="Calibri" w:hAnsi="Calibri" w:cs="Calibri"/>
-                  <w:b/>
-                  <w:i/>
-                  <w:iCs/>
-                  <w:color w:val="4472C4" w:themeColor="accent1"/>
-                  <w:sz w:val="18"/>
-                  <w:szCs w:val="18"/>
-                </w:rPr>
-                <w:t xml:space="preserve"> </w:t>
-              </w:r>
-              <w:r>
-                <w:rPr>
-                  <w:rStyle w:val="Hipervnculo"/>
-                  <w:rFonts w:ascii="Calibri" w:hAnsi="Calibri" w:cs="Calibri"/>
-                  <w:b/>
-                  <w:i/>
-                  <w:iCs/>
-                  <w:color w:val="4472C4" w:themeColor="accent1"/>
-                  <w:sz w:val="18"/>
-                  <w:szCs w:val="18"/>
-                </w:rPr>
-                <w:t xml:space="preserve">Épicas e Historias de </w:t>
-              </w:r>
-              <w:r>
-                <w:rPr>
-                  <w:rStyle w:val="Hipervnculo"/>
-                  <w:rFonts w:ascii="Calibri" w:hAnsi="Calibri" w:cs="Calibri"/>
-                  <w:b/>
-                  <w:i/>
-                  <w:iCs/>
-                  <w:color w:val="4472C4" w:themeColor="accent1"/>
-                  <w:sz w:val="18"/>
-                  <w:szCs w:val="18"/>
-                </w:rPr>
-                <w:t>U</w:t>
-              </w:r>
-              <w:r>
-                <w:rPr>
-                  <w:rStyle w:val="Hipervnculo"/>
-                  <w:rFonts w:ascii="Calibri" w:hAnsi="Calibri" w:cs="Calibri"/>
-                  <w:b/>
-                  <w:i/>
-                  <w:iCs/>
-                  <w:color w:val="4472C4" w:themeColor="accent1"/>
-                  <w:sz w:val="18"/>
-                  <w:szCs w:val="18"/>
-                </w:rPr>
-                <w:t>suario</w:t>
+                <w:t>Documento de Épicas e Historias de Usuario</w:t>
               </w:r>
             </w:hyperlink>
           </w:p>
@@ -3137,15 +2994,127 @@
             <w:pPr>
               <w:spacing w:after="0" w:line="240" w:lineRule="auto"/>
               <w:rPr>
-                <w:rFonts w:ascii="Calibri" w:hAnsi="Calibri" w:cs="Calibri"/>
                 <w:b/>
-                <w:i/>
                 <w:iCs/>
-                <w:color w:val="4472C4" w:themeColor="accent1"/>
-                <w:sz w:val="18"/>
-                <w:szCs w:val="18"/>
-              </w:rPr>
-            </w:pPr>
+              </w:rPr>
+            </w:pPr>
+          </w:p>
+          <w:p>
+            <w:pPr>
+              <w:rPr>
+                <w:b/>
+                <w:i/>
+                <w:color w:val="548DD4"/>
+                <w:sz w:val="20"/>
+                <w:szCs w:val="20"/>
+              </w:rPr>
+            </w:pPr>
+            <w:r>
+              <w:rPr>
+                <w:b/>
+                <w:i/>
+                <w:color w:val="0070C0"/>
+                <w:sz w:val="20"/>
+                <w:szCs w:val="24"/>
+              </w:rPr>
+              <w:lastRenderedPageBreak/>
+              <w:t xml:space="preserve">Evidencia </w:t>
+            </w:r>
+            <w:r>
+              <w:rPr>
+                <w:b/>
+                <w:i/>
+                <w:color w:val="0070C0"/>
+                <w:sz w:val="20"/>
+                <w:szCs w:val="24"/>
+              </w:rPr>
+              <w:t>5</w:t>
+            </w:r>
+            <w:r>
+              <w:rPr>
+                <w:b/>
+                <w:i/>
+                <w:color w:val="0070C0"/>
+                <w:sz w:val="20"/>
+                <w:szCs w:val="24"/>
+              </w:rPr>
+              <w:t xml:space="preserve"> </w:t>
+            </w:r>
+            <w:r>
+              <w:rPr>
+                <w:b/>
+                <w:i/>
+                <w:color w:val="548DD4"/>
+                <w:sz w:val="20"/>
+                <w:szCs w:val="20"/>
+              </w:rPr>
+              <w:t xml:space="preserve">– </w:t>
+            </w:r>
+            <w:proofErr w:type="spellStart"/>
+            <w:r>
+              <w:rPr>
+                <w:b/>
+                <w:i/>
+                <w:color w:val="548DD4"/>
+                <w:sz w:val="20"/>
+                <w:szCs w:val="20"/>
+              </w:rPr>
+              <w:t>Version</w:t>
+            </w:r>
+            <w:proofErr w:type="spellEnd"/>
+            <w:r>
+              <w:rPr>
+                <w:b/>
+                <w:i/>
+                <w:color w:val="548DD4"/>
+                <w:sz w:val="20"/>
+                <w:szCs w:val="20"/>
+              </w:rPr>
+              <w:t xml:space="preserve"> 1.0 Juego terminado (.exe y .</w:t>
+            </w:r>
+            <w:proofErr w:type="spellStart"/>
+            <w:r>
+              <w:rPr>
+                <w:b/>
+                <w:i/>
+                <w:color w:val="548DD4"/>
+                <w:sz w:val="20"/>
+                <w:szCs w:val="20"/>
+              </w:rPr>
+              <w:t>apk</w:t>
+            </w:r>
+            <w:proofErr w:type="spellEnd"/>
+            <w:r>
+              <w:rPr>
+                <w:b/>
+                <w:i/>
+                <w:color w:val="548DD4"/>
+                <w:sz w:val="20"/>
+                <w:szCs w:val="20"/>
+              </w:rPr>
+              <w:t>)</w:t>
+            </w:r>
+          </w:p>
+          <w:p>
+            <w:pPr>
+              <w:rPr>
+                <w:bCs/>
+                <w:i/>
+                <w:color w:val="548DD4"/>
+                <w:sz w:val="20"/>
+                <w:szCs w:val="20"/>
+              </w:rPr>
+            </w:pPr>
+            <w:r>
+              <w:rPr>
+                <w:bCs/>
+                <w:i/>
+                <w:color w:val="548DD4"/>
+                <w:sz w:val="20"/>
+                <w:szCs w:val="20"/>
+              </w:rPr>
+              <w:t>Primera versión jugable con todos los minijuegos implementados, justo a los menús interactivos y adaptado para el público objetivo.</w:t>
+            </w:r>
           </w:p>
           <w:p>
             <w:pPr>
@@ -6048,7 +6017,7 @@
   <w:style w:type="paragraph" w:default="1" w:styleId="Normal">
     <w:name w:val="Normal"/>
     <w:qFormat/>
-    <w:rsid w:val="00E07275"/>
+    <w:rsid w:val="00561411"/>
     <w:pPr>
       <w:spacing w:after="160" w:line="259" w:lineRule="auto"/>
     </w:pPr>
@@ -6105,6 +6074,7 @@
   <w:style w:type="character" w:default="1" w:styleId="Fuentedeprrafopredeter">
     <w:name w:val="Default Paragraph Font"/>
     <w:uiPriority w:val="1"/>
+    <w:semiHidden/>
     <w:unhideWhenUsed/>
   </w:style>
   <w:style w:type="table" w:default="1" w:styleId="Tablanormal">
@@ -6752,19 +6722,12 @@
 </file>
 
 <file path=customXml/item1.xml><?xml version="1.0" encoding="utf-8"?>
-<?mso-contentType ?>
-<FormTemplates xmlns="http://schemas.microsoft.com/sharepoint/v3/contenttype/forms">
-  <Display>DocumentLibraryForm</Display>
-  <Edit>DocumentLibraryForm</Edit>
-  <New>DocumentLibraryForm</New>
-</FormTemplates>
+<p:properties xmlns:p="http://schemas.microsoft.com/office/2006/metadata/properties" xmlns:xsi="http://www.w3.org/2001/XMLSchema-instance" xmlns:pc="http://schemas.microsoft.com/office/infopath/2007/PartnerControls">
+  <documentManagement/>
+</p:properties>
 </file>
 
 <file path=customXml/item2.xml><?xml version="1.0" encoding="utf-8"?>
-<b:Sources xmlns:b="http://schemas.openxmlformats.org/officeDocument/2006/bibliography" xmlns="http://schemas.openxmlformats.org/officeDocument/2006/bibliography" SelectedStyle="\APASixthEditionOfficeOnline.xsl" StyleName="APA" Version="6"/>
-</file>
-
-<file path=customXml/item3.xml><?xml version="1.0" encoding="utf-8"?>
 <ct:contentTypeSchema xmlns:ct="http://schemas.microsoft.com/office/2006/metadata/contentType" xmlns:ma="http://schemas.microsoft.com/office/2006/metadata/properties/metaAttributes" ct:_="" ma:_="" ma:contentTypeName="Documento" ma:contentTypeID="0x010100E96778489EE7714D8BD12CC105EB918B" ma:contentTypeVersion="2" ma:contentTypeDescription="Crear nuevo documento." ma:contentTypeScope="" ma:versionID="416c5c7ae9b5d54d83875cd3c65194e3">
   <xsd:schema xmlns:xsd="http://www.w3.org/2001/XMLSchema" xmlns:xs="http://www.w3.org/2001/XMLSchema" xmlns:p="http://schemas.microsoft.com/office/2006/metadata/properties" xmlns:ns2="126e8a1c-9ea9-435a-ac89-d06c80d62e30" targetNamespace="http://schemas.microsoft.com/office/2006/metadata/properties" ma:root="true" ma:fieldsID="70a237c842677bd850644f8595079f5e" ns2:_="">
     <xsd:import namespace="126e8a1c-9ea9-435a-ac89-d06c80d62e30"/>
@@ -6896,29 +6859,29 @@
 </ct:contentTypeSchema>
 </file>
 
+<file path=customXml/item3.xml><?xml version="1.0" encoding="utf-8"?>
+<b:Sources xmlns:b="http://schemas.openxmlformats.org/officeDocument/2006/bibliography" xmlns="http://schemas.openxmlformats.org/officeDocument/2006/bibliography" SelectedStyle="\APASixthEditionOfficeOnline.xsl" StyleName="APA" Version="6"/>
+</file>
+
 <file path=customXml/item4.xml><?xml version="1.0" encoding="utf-8"?>
-<p:properties xmlns:p="http://schemas.microsoft.com/office/2006/metadata/properties" xmlns:xsi="http://www.w3.org/2001/XMLSchema-instance" xmlns:pc="http://schemas.microsoft.com/office/infopath/2007/PartnerControls">
-  <documentManagement/>
-</p:properties>
+<?mso-contentType ?>
+<FormTemplates xmlns="http://schemas.microsoft.com/sharepoint/v3/contenttype/forms">
+  <Display>DocumentLibraryForm</Display>
+  <Edit>DocumentLibraryForm</Edit>
+  <New>DocumentLibraryForm</New>
+</FormTemplates>
 </file>
 
 <file path=customXml/itemProps1.xml><?xml version="1.0" encoding="utf-8"?>
-<ds:datastoreItem xmlns:ds="http://schemas.openxmlformats.org/officeDocument/2006/customXml" ds:itemID="{DB26575A-B7B3-4412-B642-D3B0845180CC}">
+<ds:datastoreItem xmlns:ds="http://schemas.openxmlformats.org/officeDocument/2006/customXml" ds:itemID="{372B79FC-6971-4544-98C5-83069028712A}">
   <ds:schemaRefs>
-    <ds:schemaRef ds:uri="http://schemas.microsoft.com/sharepoint/v3/contenttype/forms"/>
+    <ds:schemaRef ds:uri="http://schemas.microsoft.com/office/2006/metadata/properties"/>
+    <ds:schemaRef ds:uri="http://schemas.microsoft.com/office/infopath/2007/PartnerControls"/>
   </ds:schemaRefs>
 </ds:datastoreItem>
 </file>
 
 <file path=customXml/itemProps2.xml><?xml version="1.0" encoding="utf-8"?>
-<ds:datastoreItem xmlns:ds="http://schemas.openxmlformats.org/officeDocument/2006/customXml" ds:itemID="{BDCED711-E314-4C22-B587-D275DD8897EC}">
-  <ds:schemaRefs>
-    <ds:schemaRef ds:uri="http://schemas.openxmlformats.org/officeDocument/2006/bibliography"/>
-  </ds:schemaRefs>
-</ds:datastoreItem>
-</file>
-
-<file path=customXml/itemProps3.xml><?xml version="1.0" encoding="utf-8"?>
 <ds:datastoreItem xmlns:ds="http://schemas.openxmlformats.org/officeDocument/2006/customXml" ds:itemID="{1A4E63CB-0BBC-477D-B96D-0B1E89CFECED}">
   <ds:schemaRefs>
     <ds:schemaRef ds:uri="http://schemas.microsoft.com/office/2006/metadata/contentType"/>
@@ -6936,11 +6899,18 @@
 </ds:datastoreItem>
 </file>
 
+<file path=customXml/itemProps3.xml><?xml version="1.0" encoding="utf-8"?>
+<ds:datastoreItem xmlns:ds="http://schemas.openxmlformats.org/officeDocument/2006/customXml" ds:itemID="{BDCED711-E314-4C22-B587-D275DD8897EC}">
+  <ds:schemaRefs>
+    <ds:schemaRef ds:uri="http://schemas.openxmlformats.org/officeDocument/2006/bibliography"/>
+  </ds:schemaRefs>
+</ds:datastoreItem>
+</file>
+
 <file path=customXml/itemProps4.xml><?xml version="1.0" encoding="utf-8"?>
-<ds:datastoreItem xmlns:ds="http://schemas.openxmlformats.org/officeDocument/2006/customXml" ds:itemID="{372B79FC-6971-4544-98C5-83069028712A}">
+<ds:datastoreItem xmlns:ds="http://schemas.openxmlformats.org/officeDocument/2006/customXml" ds:itemID="{DB26575A-B7B3-4412-B642-D3B0845180CC}">
   <ds:schemaRefs>
-    <ds:schemaRef ds:uri="http://schemas.microsoft.com/office/2006/metadata/properties"/>
-    <ds:schemaRef ds:uri="http://schemas.microsoft.com/office/infopath/2007/PartnerControls"/>
+    <ds:schemaRef ds:uri="http://schemas.microsoft.com/sharepoint/v3/contenttype/forms"/>
   </ds:schemaRefs>
 </ds:datastoreItem>
 </file>